--- a/process-library/08-security-cui/SEC-CUI-STOR_CUI_-_ITAR_-_EAR_Document_Handling_and_Storage_(SharePoint_GCC_High).docx
+++ b/process-library/08-security-cui/SEC-CUI-STOR_CUI_-_ITAR_-_EAR_Document_Handling_and_Storage_(SharePoint_GCC_High).docx
@@ -418,7 +418,7 @@
           <w:color w:val="1C1C1C"/>
           <w:sz w:val="21"/>
         </w:rPr>
-        <w:t>NEVER store controlled documents on ExoMac, the Mission Control server or database, local/personal drives, personal or standard (non-GCC-High) email, Discord, or any non-authorized cloud.</w:t>
+        <w:t>NEVER store controlled documents on ExoMac, the Mission Control server or database, local/personal drives, any email account (personal, standard, or GCC High), Discord, or any non-authorized cloud.</w:t>
       </w:r>
     </w:p>
     <w:p>
@@ -914,7 +914,7 @@
           <w:color w:val="1C1C1C"/>
           <w:sz w:val="21"/>
         </w:rPr>
-        <w:t>Never transmit CUI/ITAR/EAR over standard (non-GCC-High) email or messaging.</w:t>
+        <w:t>Never transmit CUI/ITAR/EAR by email of any kind (including GCC High or encrypted email) or by messaging. To deliver CUI to the Government, ask the Government point of contact for a DoD SAFE drop-off link; internally, share only SharePoint GCC High access links (per SEC-CUI Rev 2, §7.4/§9.2).</w:t>
       </w:r>
     </w:p>
     <w:p>
